--- a/HW1/제출본/requirement-list/53607_requirement_list.docx
+++ b/HW1/제출본/requirement-list/53607_requirement_list.docx
@@ -123,6 +123,14 @@
           <w:szCs w:val="20"/>
         </w:rPr>
         <w:br/>
+      </w:r>
+      <w:r>
+        <w:rPr>
+          <w:rFonts w:hint="eastAsia"/>
+          <w:sz w:val="20"/>
+          <w:szCs w:val="20"/>
+        </w:rPr>
+        <w:t xml:space="preserve">C211018 </w:t>
       </w:r>
       <w:r>
         <w:rPr>
@@ -476,17 +484,18 @@
           <w:p>
             <w:pPr>
               <w:rPr>
-                <w:sz w:val="20"/>
-                <w:szCs w:val="20"/>
-              </w:rPr>
-            </w:pPr>
-            <w:r>
-              <w:rPr>
-                <w:rFonts w:hint="eastAsia"/>
-                <w:sz w:val="20"/>
-                <w:szCs w:val="20"/>
-              </w:rPr>
-              <w:t>번호</w:t>
+                <w:rFonts w:hint="eastAsia"/>
+                <w:sz w:val="20"/>
+                <w:szCs w:val="20"/>
+              </w:rPr>
+            </w:pPr>
+            <w:r>
+              <w:rPr>
+                <w:rFonts w:hint="eastAsia"/>
+                <w:sz w:val="20"/>
+                <w:szCs w:val="20"/>
+              </w:rPr>
+              <w:t>No.</w:t>
             </w:r>
           </w:p>
         </w:tc>
@@ -524,6 +533,7 @@
           <w:p>
             <w:pPr>
               <w:rPr>
+                <w:rFonts w:hint="eastAsia"/>
                 <w:sz w:val="20"/>
                 <w:szCs w:val="20"/>
               </w:rPr>
@@ -535,6 +545,14 @@
                 <w:szCs w:val="20"/>
               </w:rPr>
               <w:t>Use Case</w:t>
+            </w:r>
+            <w:r>
+              <w:rPr>
+                <w:rFonts w:hint="eastAsia"/>
+                <w:sz w:val="20"/>
+                <w:szCs w:val="20"/>
+              </w:rPr>
+              <w:t>(s)</w:t>
             </w:r>
           </w:p>
         </w:tc>
